--- a/resources/forwarding-slip-template.docx
+++ b/resources/forwarding-slip-template.docx
@@ -87,7 +87,7 @@
         <w:tab/>
         <w:tab/>
         <w:tab/>
-        <w:t xml:space="preserve">  Date:      /     /2026  </w:t>
+        <w:t xml:space="preserve">  Date: {{Slip Date}}  </w:t>
       </w:r>
     </w:p>
     <w:p>

--- a/resources/forwarding-slip-template.docx
+++ b/resources/forwarding-slip-template.docx
@@ -1694,6 +1694,7 @@
                 <w:sz w:val="22"/>
                 <w:szCs w:val="22"/>
               </w:rPr>
+              <w:t>{{Pages Of Agreement}}</w:t>
             </w:r>
           </w:p>
         </w:tc>
@@ -2348,44 +2349,152 @@
     <w:p>
       <w:pPr>
         <w:pStyle w:val="Normal"/>
-        <w:jc w:val="right"/>
+        <w:spacing w:before="0" w:after="0"/>
         <w:rPr>
-          <w:b/>
           <w:sz w:val="22"/>
-          <w:szCs w:val="22"/>
         </w:rPr>
       </w:pPr>
-      <w:r>
-        <w:rPr>
-          <w:b/>
-          <w:sz w:val="22"/>
-          <w:szCs w:val="22"/>
-        </w:rPr>
-        <w:t>Executive Engineer</w:t>
-      </w:r>
     </w:p>
     <w:p>
       <w:pPr>
         <w:pStyle w:val="Normal"/>
-        <w:tabs>
-          <w:tab w:val="right" w:pos="9026"/>
-        </w:tabs>
+        <w:spacing w:before="0" w:after="0"/>
         <w:rPr>
-          <w:b/>
           <w:sz w:val="22"/>
-          <w:szCs w:val="22"/>
         </w:rPr>
       </w:pPr>
-      <w:r>
+    </w:p>
+    <w:p>
+      <w:pPr>
+        <w:pStyle w:val="Normal"/>
+        <w:spacing w:before="0" w:after="0"/>
         <w:rPr>
-          <w:b/>
           <w:sz w:val="22"/>
-          <w:szCs w:val="22"/>
         </w:rPr>
-        <w:t>Tenderer</w:t>
-        <w:tab/>
-        <w:t>{{Circle}} Circle-{{CNO}},{{Corporation}}.</w:t>
-      </w:r>
+      </w:pPr>
+    </w:p>
+    <w:tbl>
+      <w:tblPr>
+        <w:tblW w:w="9026" w:type="dxa"/>
+        <w:tblBorders>
+          <w:top w:val="none" w:sz="0" w:space="0" w:color="auto"/>
+          <w:left w:val="none" w:sz="0" w:space="0" w:color="auto"/>
+          <w:bottom w:val="none" w:sz="0" w:space="0" w:color="auto"/>
+          <w:right w:val="none" w:sz="0" w:space="0" w:color="auto"/>
+          <w:insideH w:val="none" w:sz="0" w:space="0" w:color="auto"/>
+          <w:insideV w:val="none" w:sz="0" w:space="0" w:color="auto"/>
+        </w:tblBorders>
+        <w:tblLayout w:type="fixed"/>
+        <w:tblLook w:val="0000"/>
+      </w:tblPr>
+      <w:tblGrid>
+        <w:gridCol w:w="5426"/>
+        <w:gridCol w:w="3600"/>
+      </w:tblGrid>
+      <w:tr>
+        <w:trPr>
+          <w:cantSplit/>
+        </w:trPr>
+        <w:tc>
+          <w:tcPr>
+            <w:tcW w:w="5426" w:type="dxa"/>
+          </w:tcPr>
+          <w:p>
+            <w:pPr>
+              <w:pStyle w:val="Normal"/>
+              <w:spacing w:before="0" w:after="0"/>
+              <w:ind w:left="0" w:firstLine="0"/>
+              <w:jc w:val="left"/>
+              <w:rPr>
+                <w:b/>
+                <w:sz w:val="22"/>
+                <w:szCs w:val="22"/>
+              </w:rPr>
+            </w:pPr>
+            <w:r>
+              <w:rPr>
+                <w:b/>
+                <w:sz w:val="22"/>
+                <w:szCs w:val="22"/>
+              </w:rPr>
+              <w:t xml:space="preserve">Tenderer</w:t>
+            </w:r>
+          </w:p>
+          <w:p>
+            <w:pPr>
+              <w:pStyle w:val="Normal"/>
+              <w:spacing w:before="0" w:after="0"/>
+              <w:ind w:left="0" w:firstLine="0"/>
+              <w:jc w:val="left"/>
+              <w:rPr>
+                <w:b/>
+                <w:sz w:val="22"/>
+                <w:szCs w:val="22"/>
+              </w:rPr>
+            </w:pPr>
+            <w:r>
+              <w:rPr>
+                <w:b/>
+                <w:sz w:val="22"/>
+                <w:szCs w:val="22"/>
+              </w:rPr>
+              <w:t xml:space="preserve"/>
+            </w:r>
+          </w:p>
+        </w:tc>
+        <w:tc>
+          <w:tcPr>
+            <w:tcW w:w="3600" w:type="dxa"/>
+          </w:tcPr>
+          <w:p>
+            <w:pPr>
+              <w:pStyle w:val="Normal"/>
+              <w:spacing w:before="0" w:after="0"/>
+              <w:ind w:left="0" w:firstLine="0"/>
+              <w:jc w:val="center"/>
+              <w:rPr>
+                <w:b/>
+                <w:sz w:val="22"/>
+                <w:szCs w:val="22"/>
+              </w:rPr>
+            </w:pPr>
+            <w:r>
+              <w:rPr>
+                <w:b/>
+                <w:sz w:val="22"/>
+                <w:szCs w:val="22"/>
+              </w:rPr>
+              <w:t xml:space="preserve">Executive Engineer</w:t>
+            </w:r>
+          </w:p>
+          <w:p>
+            <w:pPr>
+              <w:pStyle w:val="Normal"/>
+              <w:spacing w:before="0" w:after="0"/>
+              <w:ind w:left="0" w:firstLine="0"/>
+              <w:jc w:val="center"/>
+              <w:rPr>
+                <w:b/>
+                <w:sz w:val="22"/>
+                <w:szCs w:val="22"/>
+              </w:rPr>
+            </w:pPr>
+            <w:r>
+              <w:rPr>
+                <w:b/>
+                <w:sz w:val="22"/>
+                <w:szCs w:val="22"/>
+              </w:rPr>
+              <w:t xml:space="preserve">{{Circle}} Circle-{{CNO}},{{Corporation}}.</w:t>
+            </w:r>
+          </w:p>
+        </w:tc>
+      </w:tr>
+    </w:tbl>
+    <w:p>
+      <w:pPr>
+        <w:pStyle w:val="Normal"/>
+      </w:pPr>
     </w:p>
     <w:sectPr>
       <w:type w:val="nextPage"/>
